--- a/assets/files/atelier/ecole/02-ad_powershell_csv.docx
+++ b/assets/files/atelier/ecole/02-ad_powershell_csv.docx
@@ -4,7 +4,7 @@
   <w:body>
     <w:tbl>
       <w:tblPr>
-        <w:tblW w:w="10349" w:type="dxa"/>
+        <w:tblW w:w="10261" w:type="dxa"/>
         <w:tblInd w:w="-106" w:type="dxa"/>
         <w:tblBorders>
           <w:top w:val="single" w:sz="4" w:space="0" w:color="auto"/>
@@ -17,18 +17,17 @@
         <w:tblLook w:val="00A0" w:firstRow="1" w:lastRow="0" w:firstColumn="1" w:lastColumn="0" w:noHBand="0" w:noVBand="0"/>
       </w:tblPr>
       <w:tblGrid>
-        <w:gridCol w:w="2978"/>
-        <w:gridCol w:w="1701"/>
-        <w:gridCol w:w="2410"/>
-        <w:gridCol w:w="3260"/>
+        <w:gridCol w:w="4310"/>
+        <w:gridCol w:w="2462"/>
+        <w:gridCol w:w="3489"/>
       </w:tblGrid>
       <w:tr>
         <w:trPr>
-          <w:trHeight w:val="450"/>
+          <w:trHeight w:val="443"/>
         </w:trPr>
         <w:tc>
           <w:tcPr>
-            <w:tcW w:w="2978" w:type="dxa"/>
+            <w:tcW w:w="4310" w:type="dxa"/>
             <w:vMerge w:val="restart"/>
           </w:tcPr>
           <w:p>
@@ -85,7 +84,7 @@
         </w:tc>
         <w:tc>
           <w:tcPr>
-            <w:tcW w:w="4111" w:type="dxa"/>
+            <w:tcW w:w="5951" w:type="dxa"/>
             <w:gridSpan w:val="2"/>
           </w:tcPr>
           <w:p>
@@ -121,40 +120,77 @@
             </w:r>
           </w:p>
         </w:tc>
+      </w:tr>
+      <w:tr>
+        <w:trPr>
+          <w:trHeight w:val="443"/>
+        </w:trPr>
         <w:tc>
           <w:tcPr>
-            <w:tcW w:w="3260" w:type="dxa"/>
-            <w:vMerge w:val="restart"/>
+            <w:tcW w:w="4310" w:type="dxa"/>
+            <w:vMerge/>
           </w:tcPr>
           <w:p>
             <w:pPr>
               <w:spacing w:after="0" w:line="240" w:lineRule="auto"/>
             </w:pPr>
           </w:p>
-          <w:p>
-            <w:pPr>
-              <w:spacing w:after="0" w:line="240" w:lineRule="auto"/>
-              <w:rPr>
-                <w:noProof/>
-                <w:lang w:eastAsia="fr-FR"/>
-              </w:rPr>
-            </w:pPr>
-          </w:p>
-          <w:p>
-            <w:pPr>
-              <w:spacing w:after="0" w:line="240" w:lineRule="auto"/>
+        </w:tc>
+        <w:tc>
+          <w:tcPr>
+            <w:tcW w:w="2462" w:type="dxa"/>
+          </w:tcPr>
+          <w:p>
+            <w:pPr>
+              <w:pStyle w:val="Default"/>
+              <w:rPr>
+                <w:b/>
+                <w:bCs/>
+                <w:sz w:val="23"/>
+                <w:szCs w:val="23"/>
+              </w:rPr>
+            </w:pPr>
+            <w:r>
+              <w:rPr>
+                <w:b/>
+                <w:bCs/>
+                <w:sz w:val="22"/>
+                <w:szCs w:val="22"/>
+              </w:rPr>
+              <w:t>Option</w:t>
+            </w:r>
+          </w:p>
+        </w:tc>
+        <w:tc>
+          <w:tcPr>
+            <w:tcW w:w="3488" w:type="dxa"/>
+          </w:tcPr>
+          <w:p>
+            <w:pPr>
+              <w:pStyle w:val="Default"/>
               <w:jc w:val="center"/>
-            </w:pPr>
+              <w:rPr>
+                <w:sz w:val="22"/>
+                <w:szCs w:val="22"/>
+              </w:rPr>
+            </w:pPr>
+            <w:r>
+              <w:rPr>
+                <w:sz w:val="22"/>
+                <w:szCs w:val="22"/>
+              </w:rPr>
+              <w:t>SISR</w:t>
+            </w:r>
           </w:p>
         </w:tc>
       </w:tr>
       <w:tr>
         <w:trPr>
-          <w:trHeight w:val="450"/>
+          <w:trHeight w:val="443"/>
         </w:trPr>
         <w:tc>
           <w:tcPr>
-            <w:tcW w:w="2978" w:type="dxa"/>
+            <w:tcW w:w="4310" w:type="dxa"/>
             <w:vMerge/>
           </w:tcPr>
           <w:p>
@@ -165,7 +201,7 @@
         </w:tc>
         <w:tc>
           <w:tcPr>
-            <w:tcW w:w="1701" w:type="dxa"/>
+            <w:tcW w:w="2462" w:type="dxa"/>
           </w:tcPr>
           <w:p>
             <w:pPr>
@@ -181,69 +217,21 @@
               <w:rPr>
                 <w:b/>
                 <w:bCs/>
-                <w:sz w:val="22"/>
-                <w:szCs w:val="22"/>
-              </w:rPr>
-              <w:t>Option</w:t>
+                <w:sz w:val="23"/>
+                <w:szCs w:val="23"/>
+              </w:rPr>
+              <w:t>Session</w:t>
             </w:r>
           </w:p>
         </w:tc>
         <w:tc>
           <w:tcPr>
-            <w:tcW w:w="2410" w:type="dxa"/>
+            <w:tcW w:w="3488" w:type="dxa"/>
           </w:tcPr>
           <w:p>
             <w:pPr>
               <w:pStyle w:val="Default"/>
               <w:jc w:val="center"/>
-              <w:rPr>
-                <w:sz w:val="22"/>
-                <w:szCs w:val="22"/>
-              </w:rPr>
-            </w:pPr>
-            <w:r>
-              <w:rPr>
-                <w:sz w:val="22"/>
-                <w:szCs w:val="22"/>
-              </w:rPr>
-              <w:t>SISR</w:t>
-            </w:r>
-          </w:p>
-        </w:tc>
-        <w:tc>
-          <w:tcPr>
-            <w:tcW w:w="3260" w:type="dxa"/>
-            <w:vMerge/>
-          </w:tcPr>
-          <w:p>
-            <w:pPr>
-              <w:pStyle w:val="Default"/>
-            </w:pPr>
-          </w:p>
-        </w:tc>
-      </w:tr>
-      <w:tr>
-        <w:trPr>
-          <w:trHeight w:val="450"/>
-        </w:trPr>
-        <w:tc>
-          <w:tcPr>
-            <w:tcW w:w="2978" w:type="dxa"/>
-            <w:vMerge/>
-          </w:tcPr>
-          <w:p>
-            <w:pPr>
-              <w:spacing w:after="0" w:line="240" w:lineRule="auto"/>
-            </w:pPr>
-          </w:p>
-        </w:tc>
-        <w:tc>
-          <w:tcPr>
-            <w:tcW w:w="1701" w:type="dxa"/>
-          </w:tcPr>
-          <w:p>
-            <w:pPr>
-              <w:pStyle w:val="Default"/>
               <w:rPr>
                 <w:b/>
                 <w:bCs/>
@@ -258,81 +246,17 @@
                 <w:sz w:val="23"/>
                 <w:szCs w:val="23"/>
               </w:rPr>
-              <w:t>Session</w:t>
-            </w:r>
-          </w:p>
-        </w:tc>
-        <w:tc>
-          <w:tcPr>
-            <w:tcW w:w="2410" w:type="dxa"/>
-          </w:tcPr>
-          <w:p>
-            <w:pPr>
-              <w:pStyle w:val="Default"/>
-              <w:jc w:val="center"/>
+              <w:t>20</w:t>
+            </w:r>
+            <w:r>
               <w:rPr>
                 <w:b/>
                 <w:bCs/>
                 <w:sz w:val="23"/>
                 <w:szCs w:val="23"/>
               </w:rPr>
-            </w:pPr>
-            <w:r>
-              <w:rPr>
-                <w:b/>
-                <w:bCs/>
-                <w:sz w:val="23"/>
-                <w:szCs w:val="23"/>
-              </w:rPr>
-              <w:t>20</w:t>
-            </w:r>
-            <w:r>
-              <w:rPr>
-                <w:b/>
-                <w:bCs/>
-                <w:sz w:val="23"/>
-                <w:szCs w:val="23"/>
-              </w:rPr>
-              <w:t>20</w:t>
-            </w:r>
-            <w:r>
-              <w:rPr>
-                <w:b/>
-                <w:bCs/>
-                <w:sz w:val="23"/>
-                <w:szCs w:val="23"/>
-              </w:rPr>
-              <w:t>/</w:t>
-            </w:r>
-            <w:r>
-              <w:rPr>
-                <w:b/>
-                <w:bCs/>
-                <w:sz w:val="23"/>
-                <w:szCs w:val="23"/>
-              </w:rPr>
-              <w:t>2</w:t>
-            </w:r>
-            <w:r>
-              <w:rPr>
-                <w:b/>
-                <w:bCs/>
-                <w:sz w:val="23"/>
-                <w:szCs w:val="23"/>
-              </w:rPr>
-              <w:t>1</w:t>
-            </w:r>
-          </w:p>
-        </w:tc>
-        <w:tc>
-          <w:tcPr>
-            <w:tcW w:w="3260" w:type="dxa"/>
-            <w:vMerge/>
-          </w:tcPr>
-          <w:p>
-            <w:pPr>
-              <w:pStyle w:val="Default"/>
-            </w:pPr>
+              <w:t>21/22</w:t>
+            </w:r>
           </w:p>
         </w:tc>
       </w:tr>
